--- a/chargingstationsapp notes.docx
+++ b/chargingstationsapp notes.docx
@@ -304,19 +304,7 @@
           <w:rPr>
             <w:rStyle w:val="Hyperlink"/>
           </w:rPr>
-          <w:t>https://dashbo</w:t>
-        </w:r>
-        <w:r>
-          <w:rPr>
-            <w:rStyle w:val="Hyperlink"/>
-          </w:rPr>
-          <w:t>a</w:t>
-        </w:r>
-        <w:r>
-          <w:rPr>
-            <w:rStyle w:val="Hyperlink"/>
-          </w:rPr>
-          <w:t>rd.clerk.com/apps</w:t>
+          <w:t>https://dashboard.clerk.com/apps</w:t>
         </w:r>
       </w:hyperlink>
     </w:p>
@@ -1339,10 +1327,7 @@
     <w:p/>
     <w:p>
       <w:r>
-        <w:t>Close all, open AGENTS.md a</w:t>
-      </w:r>
-      <w:r>
-        <w:t>nd add this:</w:t>
+        <w:t>Close all, open AGENTS.md and add this:</w:t>
       </w:r>
     </w:p>
     <w:p>
@@ -1622,39 +1607,7 @@
           <w:iCs/>
           <w:color w:val="215E99" w:themeColor="text2" w:themeTint="BF"/>
         </w:rPr>
-        <w:t>be sure never</w:t>
-      </w:r>
-      <w:r>
-        <w:rPr>
-          <w:i/>
-          <w:iCs/>
-          <w:color w:val="215E99" w:themeColor="text2" w:themeTint="BF"/>
-        </w:rPr>
-        <w:t xml:space="preserve"> creat</w:t>
-      </w:r>
-      <w:r>
-        <w:rPr>
-          <w:i/>
-          <w:iCs/>
-          <w:color w:val="215E99" w:themeColor="text2" w:themeTint="BF"/>
-        </w:rPr>
-        <w:t>ing</w:t>
-      </w:r>
-      <w:r>
-        <w:rPr>
-          <w:i/>
-          <w:iCs/>
-          <w:color w:val="215E99" w:themeColor="text2" w:themeTint="BF"/>
-        </w:rPr>
-        <w:t xml:space="preserve"> a middleware.ts file as this is an obsolete way</w:t>
-      </w:r>
-      <w:r>
-        <w:rPr>
-          <w:i/>
-          <w:iCs/>
-          <w:color w:val="215E99" w:themeColor="text2" w:themeTint="BF"/>
-        </w:rPr>
-        <w:t>. Add this to the instructions</w:t>
+        <w:t>be sure never creating a middleware.ts file as this is an obsolete way. Add this to the instructions</w:t>
       </w:r>
     </w:p>
     <w:p>
@@ -4543,8 +4496,52 @@
       </w:r>
     </w:p>
     <w:p/>
+    <w:p/>
+    <w:p>
+      <w:r>
+        <w:t>Clerk dark theme</w:t>
+      </w:r>
+    </w:p>
+    <w:p>
+      <w:hyperlink r:id="rId16" w:history="1">
+        <w:r>
+          <w:rPr>
+            <w:rStyle w:val="Hyperlink"/>
+          </w:rPr>
+          <w:t>https://clerk.com/docs/nextjs/guides/customizing-clerk/appearance-prop/themes</w:t>
+        </w:r>
+      </w:hyperlink>
+    </w:p>
+    <w:p>
+      <w:r>
+        <w:t xml:space="preserve">switch to </w:t>
+      </w:r>
+      <w:r>
+        <w:rPr>
+          <w:b/>
+          <w:bCs/>
+        </w:rPr>
+        <w:t>Plan mode</w:t>
+      </w:r>
+    </w:p>
+    <w:p>
+      <w:r>
+        <w:t xml:space="preserve">update the clerk ui components to use a dark theme. look at </w:t>
+      </w:r>
+      <w:r>
+        <w:rPr>
+          <w:b/>
+          <w:bCs/>
+        </w:rPr>
+        <w:t>#fetch</w:t>
+      </w:r>
+      <w:r>
+        <w:t xml:space="preserve"> https://clerk.com/docs/nextjs/guides/customizing-clerk/appearance-prop/themes Clerk page to see what has to be done</w:t>
+      </w:r>
+    </w:p>
+    <w:p/>
     <w:sectPr>
-      <w:footerReference w:type="default" r:id="rId16"/>
+      <w:footerReference w:type="default" r:id="rId17"/>
       <w:pgSz w:w="11906" w:h="16838"/>
       <w:pgMar w:top="1440" w:right="1440" w:bottom="1440" w:left="1440" w:header="708" w:footer="708" w:gutter="0"/>
       <w:cols w:space="708"/>
@@ -6503,6 +6500,7 @@
   <w:style w:type="character" w:default="1" w:styleId="DefaultParagraphFont">
     <w:name w:val="Default Paragraph Font"/>
     <w:uiPriority w:val="1"/>
+    <w:semiHidden/>
     <w:unhideWhenUsed/>
   </w:style>
   <w:style w:type="table" w:default="1" w:styleId="TableNormal">
